--- a/avena_ncbi/table_methylation_contexts.docx
+++ b/avena_ncbi/table_methylation_contexts.docx
@@ -17,7 +17,7 @@
         <w:ind w:left="60" w:right="60" w:firstLine="0" w:firstLineChars="0"/>
       </w:pPr>
       <w:r>
-        <w:t xml:space="preserve">Table 4. Mean and standard deviation (SD) of DNA methylation for each sequence context (CG, CHG, CHH) and across all contexts for each group (i.e., each unique combination maternal environment and real-time herbivory simulation). Graz, Ungraz: Grazed and Ungrazed maternal environment. Clip, Unclip: Clipped and Unclipped plants.</w:t>
+        <w:t xml:space="preserve">Table 4. Mean and standard deviation (SD) of DNA methylation for each sequence context (CG, CHG, CHH) and across all contexts for each group (i.e., each unique combination maternal environment and real-time herbivory simulation). Grazed, Ungrazed: Grazed and Ungrazed maternal environment. Clipped, Unclipped: Clipped and Unclipped plants.</w:t>
       </w:r>
     </w:p>
     <w:tbl xmlns:a="http://schemas.openxmlformats.org/drawingml/2006/main" xmlns:pic="http://schemas.openxmlformats.org/drawingml/2006/picture">
@@ -27,7 +27,8 @@
         <w:tblLook w:firstRow="1" w:lastRow="0" w:firstColumn="0" w:lastColumn="0" w:noHBand="0" w:noVBand="1"/>
       </w:tblPr>
       <w:tblGrid>
-        <w:gridCol w:w="1872"/>
+        <w:gridCol w:w="1440"/>
+        <w:gridCol w:w="1440"/>
         <w:gridCol w:w="1008"/>
         <w:gridCol w:w="1008"/>
         <w:gridCol w:w="1008"/>
@@ -93,7 +94,62 @@
                 <w:szCs w:val="22"/>
                 <w:color w:val="000000"/>
               </w:rPr>
-              <w:t xml:space="preserve">Group</w:t>
+              <w:t xml:space="preserve">Transgenerational</w:t>
+            </w:r>
+          </w:p>
+        </w:tc>
+        <w:tc>
+          <w:tcPr>
+            <w:tcBorders>
+              <w:bottom w:val="single" w:sz="12" w:space="0" w:color="666666"/>
+              <w:top w:val="single" w:sz="12" w:space="0" w:color="666666"/>
+              <w:left w:val="none" w:sz="0" w:space="0" w:color="000000"/>
+              <w:right w:val="none" w:sz="0" w:space="0" w:color="000000"/>
+            </w:tcBorders>
+            <w:shd w:val="clear" w:color="auto" w:fill="FFFFFF"/>
+            <w:tcMar>
+              <w:top w:w="0" w:type="dxa"/>
+              <w:bottom w:w="0" w:type="dxa"/>
+              <w:left w:w="0" w:type="dxa"/>
+              <w:right w:w="0" w:type="dxa"/>
+            </w:tcMar>
+            <w:vAlign w:val="center"/>
+          </w:tcPr>
+          <w:p>
+            <w:pPr>
+              <w:pStyle w:val="Normal"/>
+              <w:jc w:val="left"/>
+              <w:pBdr>
+                <w:bottom w:val="none" w:sz="0" w:space="0" w:color="000000"/>
+                <w:top w:val="none" w:sz="0" w:space="0" w:color="000000"/>
+                <w:left w:val="none" w:sz="0" w:space="0" w:color="000000"/>
+                <w:right w:val="none" w:sz="0" w:space="0" w:color="000000"/>
+              </w:pBdr>
+              <w:spacing w:after="100" w:before="100" w:line="240"/>
+              <w:ind w:left="100" w:right="100" w:firstLine="0" w:firstLineChars="0"/>
+              <w:rPr>
+                <w:rFonts w:ascii="Arial" w:hAnsi="Arial" w:eastAsia="Arial" w:cs="Arial"/>
+                <w:i w:val="false"/>
+                <w:b w:val="false"/>
+                <w:u w:val="none"/>
+                <w:strike w:val="false"/>
+                <w:sz w:val="22"/>
+                <w:szCs w:val="22"/>
+                <w:color w:val="000000"/>
+              </w:rPr>
+            </w:pPr>
+            <w:r>
+              <w:rPr>
+                <w:rFonts w:ascii="Arial" w:hAnsi="Arial" w:eastAsia="Arial" w:cs="Arial"/>
+                <w:i w:val="false"/>
+                <w:b w:val="false"/>
+                <w:u w:val="none"/>
+                <w:strike w:val="false"/>
+                <w:sz w:val="22"/>
+                <w:szCs w:val="22"/>
+                <w:color w:val="000000"/>
+              </w:rPr>
+              <w:t xml:space="preserve">Realtime</w:t>
             </w:r>
           </w:p>
         </w:tc>
@@ -544,6 +600,7 @@
         </w:trPr>
         <w:tc>
           <w:tcPr>
+            <w:vMerge w:val="restart"/>
             <w:tcBorders>
               <w:bottom w:val="none" w:sz="0" w:space="0" w:color="000000"/>
               <w:top w:val="single" w:sz="12" w:space="0" w:color="666666"/>
@@ -593,7 +650,62 @@
                 <w:szCs w:val="20"/>
                 <w:color w:val="000000"/>
               </w:rPr>
-              <w:t xml:space="preserve">Graz_Clip</w:t>
+              <w:t xml:space="preserve">Grazed</w:t>
+            </w:r>
+          </w:p>
+        </w:tc>
+        <w:tc>
+          <w:tcPr>
+            <w:tcBorders>
+              <w:bottom w:val="none" w:sz="0" w:space="0" w:color="000000"/>
+              <w:top w:val="single" w:sz="12" w:space="0" w:color="666666"/>
+              <w:left w:val="none" w:sz="0" w:space="0" w:color="000000"/>
+              <w:right w:val="none" w:sz="0" w:space="0" w:color="000000"/>
+            </w:tcBorders>
+            <w:shd w:val="clear" w:color="auto" w:fill="FFFFFF"/>
+            <w:tcMar>
+              <w:top w:w="0" w:type="dxa"/>
+              <w:bottom w:w="0" w:type="dxa"/>
+              <w:left w:w="0" w:type="dxa"/>
+              <w:right w:w="0" w:type="dxa"/>
+            </w:tcMar>
+            <w:vAlign w:val="center"/>
+          </w:tcPr>
+          <w:p>
+            <w:pPr>
+              <w:pStyle w:val="Normal"/>
+              <w:jc w:val="left"/>
+              <w:pBdr>
+                <w:bottom w:val="none" w:sz="0" w:space="0" w:color="000000"/>
+                <w:top w:val="none" w:sz="0" w:space="0" w:color="000000"/>
+                <w:left w:val="none" w:sz="0" w:space="0" w:color="000000"/>
+                <w:right w:val="none" w:sz="0" w:space="0" w:color="000000"/>
+              </w:pBdr>
+              <w:spacing w:after="100" w:before="100" w:line="240"/>
+              <w:ind w:left="100" w:right="100" w:firstLine="0" w:firstLineChars="0"/>
+              <w:rPr>
+                <w:rFonts w:ascii="Arial" w:hAnsi="Arial" w:eastAsia="Arial" w:cs="Arial"/>
+                <w:i w:val="false"/>
+                <w:b w:val="false"/>
+                <w:u w:val="none"/>
+                <w:strike w:val="false"/>
+                <w:sz w:val="20"/>
+                <w:szCs w:val="20"/>
+                <w:color w:val="000000"/>
+              </w:rPr>
+            </w:pPr>
+            <w:r>
+              <w:rPr>
+                <w:rFonts w:ascii="Arial" w:hAnsi="Arial" w:eastAsia="Arial" w:cs="Arial"/>
+                <w:i w:val="false"/>
+                <w:b w:val="false"/>
+                <w:u w:val="none"/>
+                <w:strike w:val="false"/>
+                <w:sz w:val="20"/>
+                <w:szCs w:val="20"/>
+                <w:color w:val="000000"/>
+              </w:rPr>
+              <w:t xml:space="preserve">Clipped</w:t>
             </w:r>
           </w:p>
         </w:tc>
@@ -1044,6 +1156,7 @@
         </w:trPr>
         <w:tc>
           <w:tcPr>
+            <w:vMerge/>
             <w:tcBorders>
               <w:bottom w:val="none" w:sz="0" w:space="0" w:color="000000"/>
               <w:top w:val="none" w:sz="0" w:space="0" w:color="000000"/>
@@ -1082,18 +1195,60 @@
                 <w:color w:val="000000"/>
               </w:rPr>
             </w:pPr>
-            <w:r>
-              <w:rPr>
-                <w:rFonts w:ascii="Arial" w:hAnsi="Arial" w:eastAsia="Arial" w:cs="Arial"/>
-                <w:i w:val="false"/>
-                <w:b w:val="false"/>
-                <w:u w:val="none"/>
-                <w:strike w:val="false"/>
-                <w:sz w:val="20"/>
-                <w:szCs w:val="20"/>
-                <w:color w:val="000000"/>
-              </w:rPr>
-              <w:t xml:space="preserve">Graz_Unclip</w:t>
+          </w:p>
+        </w:tc>
+        <w:tc>
+          <w:tcPr>
+            <w:tcBorders>
+              <w:bottom w:val="none" w:sz="0" w:space="0" w:color="000000"/>
+              <w:top w:val="none" w:sz="0" w:space="0" w:color="000000"/>
+              <w:left w:val="none" w:sz="0" w:space="0" w:color="000000"/>
+              <w:right w:val="none" w:sz="0" w:space="0" w:color="000000"/>
+            </w:tcBorders>
+            <w:shd w:val="clear" w:color="auto" w:fill="FFFFFF"/>
+            <w:tcMar>
+              <w:top w:w="0" w:type="dxa"/>
+              <w:bottom w:w="0" w:type="dxa"/>
+              <w:left w:w="0" w:type="dxa"/>
+              <w:right w:w="0" w:type="dxa"/>
+            </w:tcMar>
+            <w:vAlign w:val="center"/>
+          </w:tcPr>
+          <w:p>
+            <w:pPr>
+              <w:pStyle w:val="Normal"/>
+              <w:jc w:val="left"/>
+              <w:pBdr>
+                <w:bottom w:val="none" w:sz="0" w:space="0" w:color="000000"/>
+                <w:top w:val="none" w:sz="0" w:space="0" w:color="000000"/>
+                <w:left w:val="none" w:sz="0" w:space="0" w:color="000000"/>
+                <w:right w:val="none" w:sz="0" w:space="0" w:color="000000"/>
+              </w:pBdr>
+              <w:spacing w:after="100" w:before="100" w:line="240"/>
+              <w:ind w:left="100" w:right="100" w:firstLine="0" w:firstLineChars="0"/>
+              <w:rPr>
+                <w:rFonts w:ascii="Arial" w:hAnsi="Arial" w:eastAsia="Arial" w:cs="Arial"/>
+                <w:i w:val="false"/>
+                <w:b w:val="false"/>
+                <w:u w:val="none"/>
+                <w:strike w:val="false"/>
+                <w:sz w:val="20"/>
+                <w:szCs w:val="20"/>
+                <w:color w:val="000000"/>
+              </w:rPr>
+            </w:pPr>
+            <w:r>
+              <w:rPr>
+                <w:rFonts w:ascii="Arial" w:hAnsi="Arial" w:eastAsia="Arial" w:cs="Arial"/>
+                <w:i w:val="false"/>
+                <w:b w:val="false"/>
+                <w:u w:val="none"/>
+                <w:strike w:val="false"/>
+                <w:sz w:val="20"/>
+                <w:szCs w:val="20"/>
+                <w:color w:val="000000"/>
+              </w:rPr>
+              <w:t xml:space="preserve">Unclipped</w:t>
             </w:r>
           </w:p>
         </w:tc>
@@ -1544,6 +1699,62 @@
         </w:trPr>
         <w:tc>
           <w:tcPr>
+            <w:vMerge w:val="restart"/>
+            <w:tcBorders>
+              <w:bottom w:val="single" w:sz="12" w:space="0" w:color="666666"/>
+              <w:top w:val="none" w:sz="0" w:space="0" w:color="000000"/>
+              <w:left w:val="none" w:sz="0" w:space="0" w:color="000000"/>
+              <w:right w:val="none" w:sz="0" w:space="0" w:color="000000"/>
+            </w:tcBorders>
+            <w:shd w:val="clear" w:color="auto" w:fill="FFFFFF"/>
+            <w:tcMar>
+              <w:top w:w="0" w:type="dxa"/>
+              <w:bottom w:w="0" w:type="dxa"/>
+              <w:left w:w="0" w:type="dxa"/>
+              <w:right w:w="0" w:type="dxa"/>
+            </w:tcMar>
+            <w:vAlign w:val="center"/>
+          </w:tcPr>
+          <w:p>
+            <w:pPr>
+              <w:pStyle w:val="Normal"/>
+              <w:jc w:val="left"/>
+              <w:pBdr>
+                <w:bottom w:val="none" w:sz="0" w:space="0" w:color="000000"/>
+                <w:top w:val="none" w:sz="0" w:space="0" w:color="000000"/>
+                <w:left w:val="none" w:sz="0" w:space="0" w:color="000000"/>
+                <w:right w:val="none" w:sz="0" w:space="0" w:color="000000"/>
+              </w:pBdr>
+              <w:spacing w:after="100" w:before="100" w:line="240"/>
+              <w:ind w:left="100" w:right="100" w:firstLine="0" w:firstLineChars="0"/>
+              <w:rPr>
+                <w:rFonts w:ascii="Arial" w:hAnsi="Arial" w:eastAsia="Arial" w:cs="Arial"/>
+                <w:i w:val="false"/>
+                <w:b w:val="false"/>
+                <w:u w:val="none"/>
+                <w:strike w:val="false"/>
+                <w:sz w:val="20"/>
+                <w:szCs w:val="20"/>
+                <w:color w:val="000000"/>
+              </w:rPr>
+            </w:pPr>
+            <w:r>
+              <w:rPr>
+                <w:rFonts w:ascii="Arial" w:hAnsi="Arial" w:eastAsia="Arial" w:cs="Arial"/>
+                <w:i w:val="false"/>
+                <w:b w:val="false"/>
+                <w:u w:val="none"/>
+                <w:strike w:val="false"/>
+                <w:sz w:val="20"/>
+                <w:szCs w:val="20"/>
+                <w:color w:val="000000"/>
+              </w:rPr>
+              <w:t xml:space="preserve">Ungrazed</w:t>
+            </w:r>
+          </w:p>
+        </w:tc>
+        <w:tc>
+          <w:tcPr>
             <w:tcBorders>
               <w:bottom w:val="none" w:sz="0" w:space="0" w:color="000000"/>
               <w:top w:val="none" w:sz="0" w:space="0" w:color="000000"/>
@@ -1593,7 +1804,7 @@
                 <w:szCs w:val="20"/>
                 <w:color w:val="000000"/>
               </w:rPr>
-              <w:t xml:space="preserve">Ungraz_Clip</w:t>
+              <w:t xml:space="preserve">Clipped</w:t>
             </w:r>
           </w:p>
         </w:tc>
@@ -2044,6 +2255,49 @@
         </w:trPr>
         <w:tc>
           <w:tcPr>
+            <w:vMerge/>
+            <w:tcBorders>
+              <w:bottom w:val="single" w:sz="12" w:space="0" w:color="666666"/>
+              <w:top w:val="single" w:sz="12" w:space="0" w:color="666666"/>
+              <w:left w:val="none" w:sz="0" w:space="0" w:color="000000"/>
+              <w:right w:val="none" w:sz="0" w:space="0" w:color="000000"/>
+            </w:tcBorders>
+            <w:shd w:val="clear" w:color="auto" w:fill="FFFFFF"/>
+            <w:tcMar>
+              <w:top w:w="0" w:type="dxa"/>
+              <w:bottom w:w="0" w:type="dxa"/>
+              <w:left w:w="0" w:type="dxa"/>
+              <w:right w:w="0" w:type="dxa"/>
+            </w:tcMar>
+            <w:vAlign w:val="center"/>
+          </w:tcPr>
+          <w:p>
+            <w:pPr>
+              <w:pStyle w:val="Normal"/>
+              <w:jc w:val="left"/>
+              <w:pBdr>
+                <w:bottom w:val="none" w:sz="0" w:space="0" w:color="000000"/>
+                <w:top w:val="none" w:sz="0" w:space="0" w:color="000000"/>
+                <w:left w:val="none" w:sz="0" w:space="0" w:color="000000"/>
+                <w:right w:val="none" w:sz="0" w:space="0" w:color="000000"/>
+              </w:pBdr>
+              <w:spacing w:after="100" w:before="100" w:line="240"/>
+              <w:ind w:left="100" w:right="100" w:firstLine="0" w:firstLineChars="0"/>
+              <w:rPr>
+                <w:rFonts w:ascii="Arial" w:hAnsi="Arial" w:eastAsia="Arial" w:cs="Arial"/>
+                <w:i w:val="false"/>
+                <w:b w:val="false"/>
+                <w:u w:val="none"/>
+                <w:strike w:val="false"/>
+                <w:sz w:val="20"/>
+                <w:szCs w:val="20"/>
+                <w:color w:val="000000"/>
+              </w:rPr>
+            </w:pPr>
+          </w:p>
+        </w:tc>
+        <w:tc>
+          <w:tcPr>
             <w:tcBorders>
               <w:bottom w:val="single" w:sz="12" w:space="0" w:color="666666"/>
               <w:top w:val="none" w:sz="0" w:space="0" w:color="000000"/>
@@ -2093,7 +2347,7 @@
                 <w:szCs w:val="20"/>
                 <w:color w:val="000000"/>
               </w:rPr>
-              <w:t xml:space="preserve">Ungraz_Unclip</w:t>
+              <w:t xml:space="preserve">Unclipped</w:t>
             </w:r>
           </w:p>
         </w:tc>

--- a/avena_ncbi/table_methylation_contexts.docx
+++ b/avena_ncbi/table_methylation_contexts.docx
@@ -43,6 +43,7 @@
           <w:trHeight w:val="360" w:hRule="auto"/>
           <w:tblHeader/>
         </w:trPr>
+        header1
         <w:tc>
           <w:tcPr>
             <w:tcBorders>
@@ -598,6 +599,7 @@
         <w:trPr>
           <w:trHeight w:val="360" w:hRule="auto"/>
         </w:trPr>
+        body1
         <w:tc>
           <w:tcPr>
             <w:vMerge w:val="restart"/>
@@ -1154,6 +1156,7 @@
         <w:trPr>
           <w:trHeight w:val="360" w:hRule="auto"/>
         </w:trPr>
+        body2
         <w:tc>
           <w:tcPr>
             <w:vMerge/>
@@ -1697,6 +1700,7 @@
         <w:trPr>
           <w:trHeight w:val="360" w:hRule="auto"/>
         </w:trPr>
+        body3
         <w:tc>
           <w:tcPr>
             <w:vMerge w:val="restart"/>
@@ -2253,6 +2257,7 @@
         <w:trPr>
           <w:trHeight w:val="360" w:hRule="auto"/>
         </w:trPr>
+        body4
         <w:tc>
           <w:tcPr>
             <w:vMerge/>
